--- a/Networks/Bits_and_Bytes/דוח חקירה bits_bytes.docx
+++ b/Networks/Bits_and_Bytes/דוח חקירה bits_bytes.docx
@@ -1,6 +1,6 @@
 
 <file path=word/document.xml><?xml version="1.0" encoding="utf-8"?>
-<w:document xmlns:wpc="http://schemas.microsoft.com/office/word/2010/wordprocessingCanvas" xmlns:cx="http://schemas.microsoft.com/office/drawing/2014/chartex" xmlns:cx1="http://schemas.microsoft.com/office/drawing/2015/9/8/chartex" xmlns:cx2="http://schemas.microsoft.com/office/drawing/2015/10/21/chartex" xmlns:cx3="http://schemas.microsoft.com/office/drawing/2016/5/9/chartex" xmlns:cx4="http://schemas.microsoft.com/office/drawing/2016/5/10/chartex" xmlns:cx5="http://schemas.microsoft.com/office/drawing/2016/5/11/chartex" xmlns:cx6="http://schemas.microsoft.com/office/drawing/2016/5/12/chartex" xmlns:cx7="http://schemas.microsoft.com/office/drawing/2016/5/13/chartex" xmlns:cx8="http://schemas.microsoft.com/office/drawing/2016/5/14/chartex" xmlns:mc="http://schemas.openxmlformats.org/markup-compatibility/2006" xmlns:aink="http://schemas.microsoft.com/office/drawing/2016/ink" xmlns:am3d="http://schemas.microsoft.com/office/drawing/2017/model3d" xmlns:o="urn:schemas-microsoft-com:office:office" xmlns:r="http://schemas.openxmlformats.org/officeDocument/2006/relationships" xmlns:m="http://schemas.openxmlformats.org/officeDocument/2006/math" xmlns:v="urn:schemas-microsoft-com:vml" xmlns:wp14="http://schemas.microsoft.com/office/word/2010/wordprocessingDrawing" xmlns:wp="http://schemas.openxmlformats.org/drawingml/2006/wordprocessingDrawing" xmlns:w10="urn:schemas-microsoft-com:office:word" xmlns:w="http://schemas.openxmlformats.org/wordprocessingml/2006/main" xmlns:w14="http://schemas.microsoft.com/office/word/2010/wordml" xmlns:w15="http://schemas.microsoft.com/office/word/2012/wordml" xmlns:w16cex="http://schemas.microsoft.com/office/word/2018/wordml/cex" xmlns:w16cid="http://schemas.microsoft.com/office/word/2016/wordml/cid" xmlns:w16="http://schemas.microsoft.com/office/word/2018/wordml" xmlns:w16sdtdh="http://schemas.microsoft.com/office/word/2020/wordml/sdtdatahash" xmlns:w16se="http://schemas.microsoft.com/office/word/2015/wordml/symex" xmlns:wpg="http://schemas.microsoft.com/office/word/2010/wordprocessingGroup" xmlns:wpi="http://schemas.microsoft.com/office/word/2010/wordprocessingInk" xmlns:wne="http://schemas.microsoft.com/office/word/2006/wordml" xmlns:wps="http://schemas.microsoft.com/office/word/2010/wordprocessingShape" mc:Ignorable="w14 w15 w16se w16cid w16 w16cex w16sdtdh wp14">
+<w:document xmlns:wpc="http://schemas.microsoft.com/office/word/2010/wordprocessingCanvas" xmlns:cx="http://schemas.microsoft.com/office/drawing/2014/chartex" xmlns:cx1="http://schemas.microsoft.com/office/drawing/2015/9/8/chartex" xmlns:cx2="http://schemas.microsoft.com/office/drawing/2015/10/21/chartex" xmlns:cx3="http://schemas.microsoft.com/office/drawing/2016/5/9/chartex" xmlns:cx4="http://schemas.microsoft.com/office/drawing/2016/5/10/chartex" xmlns:cx5="http://schemas.microsoft.com/office/drawing/2016/5/11/chartex" xmlns:cx6="http://schemas.microsoft.com/office/drawing/2016/5/12/chartex" xmlns:cx7="http://schemas.microsoft.com/office/drawing/2016/5/13/chartex" xmlns:cx8="http://schemas.microsoft.com/office/drawing/2016/5/14/chartex" xmlns:mc="http://schemas.openxmlformats.org/markup-compatibility/2006" xmlns:aink="http://schemas.microsoft.com/office/drawing/2016/ink" xmlns:am3d="http://schemas.microsoft.com/office/drawing/2017/model3d" xmlns:o="urn:schemas-microsoft-com:office:office" xmlns:oel="http://schemas.microsoft.com/office/2019/extlst" xmlns:r="http://schemas.openxmlformats.org/officeDocument/2006/relationships" xmlns:m="http://schemas.openxmlformats.org/officeDocument/2006/math" xmlns:v="urn:schemas-microsoft-com:vml" xmlns:wp14="http://schemas.microsoft.com/office/word/2010/wordprocessingDrawing" xmlns:wp="http://schemas.openxmlformats.org/drawingml/2006/wordprocessingDrawing" xmlns:w10="urn:schemas-microsoft-com:office:word" xmlns:w="http://schemas.openxmlformats.org/wordprocessingml/2006/main" xmlns:w14="http://schemas.microsoft.com/office/word/2010/wordml" xmlns:w15="http://schemas.microsoft.com/office/word/2012/wordml" xmlns:w16cex="http://schemas.microsoft.com/office/word/2018/wordml/cex" xmlns:w16cid="http://schemas.microsoft.com/office/word/2016/wordml/cid" xmlns:w16="http://schemas.microsoft.com/office/word/2018/wordml" xmlns:w16du="http://schemas.microsoft.com/office/word/2023/wordml/word16du" xmlns:w16sdtdh="http://schemas.microsoft.com/office/word/2020/wordml/sdtdatahash" xmlns:w16sdtfl="http://schemas.microsoft.com/office/word/2024/wordml/sdtformatlock" xmlns:w16se="http://schemas.microsoft.com/office/word/2015/wordml/symex" xmlns:wpg="http://schemas.microsoft.com/office/word/2010/wordprocessingGroup" xmlns:wpi="http://schemas.microsoft.com/office/word/2010/wordprocessingInk" xmlns:wne="http://schemas.microsoft.com/office/word/2006/wordml" xmlns:wps="http://schemas.microsoft.com/office/word/2010/wordprocessingShape" mc:Ignorable="w14 w15 w16se w16cid w16 w16cex w16sdtdh w16sdtfl w16du wp14">
   <w:body>
     <w:p>
       <w:pPr>
@@ -70,7 +70,6 @@
           <w:ilvl w:val="0"/>
           <w:numId w:val="1"/>
         </w:numPr>
-        <w:bidi w:val="0"/>
         <w:rPr>
           <w:sz w:val="28"/>
           <w:szCs w:val="28"/>
@@ -81,15 +80,153 @@
           <w:rFonts w:hint="cs"/>
           <w:sz w:val="28"/>
           <w:szCs w:val="28"/>
-        </w:rPr>
-        <w:t>D</w:t>
-      </w:r>
-      <w:r>
-        <w:rPr>
-          <w:sz w:val="28"/>
-          <w:szCs w:val="28"/>
-        </w:rPr>
-        <w:t>one</w:t>
+          <w:rtl/>
+        </w:rPr>
+        <w:t xml:space="preserve">18 </w:t>
+      </w:r>
+      <w:r>
+        <w:rPr>
+          <w:sz w:val="28"/>
+          <w:szCs w:val="28"/>
+          <w:rtl/>
+        </w:rPr>
+        <w:t>–</w:t>
+      </w:r>
+      <w:r>
+        <w:rPr>
+          <w:rFonts w:hint="cs"/>
+          <w:sz w:val="28"/>
+          <w:szCs w:val="28"/>
+          <w:rtl/>
+        </w:rPr>
+        <w:t xml:space="preserve"> קריאה לפעולה </w:t>
+      </w:r>
+      <w:r>
+        <w:rPr>
+          <w:sz w:val="28"/>
+          <w:szCs w:val="28"/>
+        </w:rPr>
+        <w:t>hexdump</w:t>
+      </w:r>
+      <w:r>
+        <w:rPr>
+          <w:rFonts w:hint="cs"/>
+          <w:sz w:val="28"/>
+          <w:szCs w:val="28"/>
+          <w:rtl/>
+        </w:rPr>
+        <w:t xml:space="preserve"> שמקבלת סטרינג בבתים, ומדפיסה אותו כפי שהיינו רואים אותו סגמנט דאטא בדיבאגר, כלומר הבתים עצמם בהקסה ואז ניסיון של המחשב לפרש את התווים ע"פ טבלת האסקי הרגילה.</w:t>
+      </w:r>
+      <w:r>
+        <w:rPr>
+          <w:sz w:val="28"/>
+          <w:szCs w:val="28"/>
+          <w:rtl/>
+        </w:rPr>
+        <w:br/>
+      </w:r>
+      <w:r>
+        <w:rPr>
+          <w:rFonts w:hint="cs"/>
+          <w:sz w:val="28"/>
+          <w:szCs w:val="28"/>
+          <w:rtl/>
+        </w:rPr>
+        <w:t xml:space="preserve">19 </w:t>
+      </w:r>
+      <w:r>
+        <w:rPr>
+          <w:sz w:val="28"/>
+          <w:szCs w:val="28"/>
+          <w:rtl/>
+        </w:rPr>
+        <w:t>–</w:t>
+      </w:r>
+      <w:r>
+        <w:rPr>
+          <w:rFonts w:hint="cs"/>
+          <w:sz w:val="28"/>
+          <w:szCs w:val="28"/>
+          <w:rtl/>
+        </w:rPr>
+        <w:t xml:space="preserve"> 22 </w:t>
+      </w:r>
+      <w:r>
+        <w:rPr>
+          <w:sz w:val="28"/>
+          <w:szCs w:val="28"/>
+          <w:rtl/>
+        </w:rPr>
+        <w:t>–</w:t>
+      </w:r>
+      <w:r>
+        <w:rPr>
+          <w:rFonts w:hint="cs"/>
+          <w:sz w:val="28"/>
+          <w:szCs w:val="28"/>
+          <w:rtl/>
+        </w:rPr>
+        <w:t xml:space="preserve"> הדפסת מידע על סטרינג בעברית, והמרתו להקסה, זאת במטרה להראות שתו בעברית אינו קיים בטבלת האסקי הרגילה, ושגודל תו בעברית הוא 2 בתים ולא אחד.</w:t>
+      </w:r>
+    </w:p>
+    <w:p>
+      <w:pPr>
+        <w:pStyle w:val="a3"/>
+        <w:numPr>
+          <w:ilvl w:val="0"/>
+          <w:numId w:val="1"/>
+        </w:numPr>
+        <w:rPr>
+          <w:sz w:val="28"/>
+          <w:szCs w:val="28"/>
+        </w:rPr>
+      </w:pPr>
+      <w:r>
+        <w:rPr>
+          <w:rFonts w:hint="cs"/>
+          <w:sz w:val="28"/>
+          <w:szCs w:val="28"/>
+          <w:rtl/>
+        </w:rPr>
+        <w:t>ההבדל הוא שתווים באנגלית קיימים בטבלת האסקי הבסיסות (גודל בית, כלומר יש 256 אפשרויות, זאת לעומת תווים בעברית שמשתמשים בטבלה אחרת, וגודל תו שם הוא 2 בתים, כלומר יש אפשרות ל-56 אלף תווים. מה שאומר שכשהתוכנית מנסה להדפיס תכולת בית (ולא 2 בתים), היא לא יודעת איך להתייחס לחצי מהתו בעברית (מכיוון וערכו לא נמצא בין 31 ל-128), ולכן היא לא תדפיס אותו.</w:t>
+      </w:r>
+    </w:p>
+    <w:p>
+      <w:pPr>
+        <w:pStyle w:val="a3"/>
+        <w:numPr>
+          <w:ilvl w:val="0"/>
+          <w:numId w:val="1"/>
+        </w:numPr>
+        <w:rPr>
+          <w:sz w:val="28"/>
+          <w:szCs w:val="28"/>
+        </w:rPr>
+      </w:pPr>
+      <w:r>
+        <w:rPr>
+          <w:rFonts w:hint="cs"/>
+          <w:sz w:val="28"/>
+          <w:szCs w:val="28"/>
+          <w:rtl/>
+        </w:rPr>
+        <w:t>אורך המחרוזת כמחרוזת הוא 3 (תווים), וכ-</w:t>
+      </w:r>
+      <w:r>
+        <w:rPr>
+          <w:sz w:val="28"/>
+          <w:szCs w:val="28"/>
+        </w:rPr>
+        <w:t>encoded</w:t>
+      </w:r>
+      <w:r>
+        <w:rPr>
+          <w:rFonts w:hint="cs"/>
+          <w:sz w:val="28"/>
+          <w:szCs w:val="28"/>
+          <w:rtl/>
+        </w:rPr>
+        <w:t xml:space="preserve"> 6 (בתים).</w:t>
       </w:r>
     </w:p>
     <w:p>
@@ -110,7 +247,38 @@
           <w:sz w:val="28"/>
           <w:szCs w:val="28"/>
         </w:rPr>
-        <w:t>Done</w:t>
+        <w:t>Q2 first shows us to ways to make a byte array, 1 by manually inputting bytes, and the other by encoding a string into bytes.</w:t>
+      </w:r>
+      <w:r>
+        <w:rPr>
+          <w:sz w:val="28"/>
+          <w:szCs w:val="28"/>
+        </w:rPr>
+        <w:br/>
+        <w:t>Then it shows us a format for unpacking ("i"), which converts the 4 bytes into a signed integer.</w:t>
+      </w:r>
+      <w:r>
+        <w:rPr>
+          <w:sz w:val="28"/>
+          <w:szCs w:val="28"/>
+        </w:rPr>
+        <w:br/>
+        <w:t xml:space="preserve">It's important to notice </w:t>
+      </w:r>
+      <w:r>
+        <w:rPr>
+          <w:sz w:val="28"/>
+          <w:szCs w:val="28"/>
+        </w:rPr>
+        <w:t>that unpacking converts the num in little-endian, meaning it switches the bytes of each half of the 4 bytes.</w:t>
+      </w:r>
+      <w:r>
+        <w:rPr>
+          <w:sz w:val="28"/>
+          <w:szCs w:val="28"/>
+        </w:rPr>
+        <w:br/>
+        <w:t>Q2 also shows us that we can write numbers in hexadecimal letters.</w:t>
       </w:r>
     </w:p>
     <w:p>
@@ -132,14 +300,14 @@
           <w:sz w:val="28"/>
           <w:szCs w:val="28"/>
         </w:rPr>
-        <w:t>D</w:t>
-      </w:r>
-      <w:r>
-        <w:rPr>
-          <w:sz w:val="28"/>
-          <w:szCs w:val="28"/>
-        </w:rPr>
-        <w:t>one</w:t>
+        <w:t>I</w:t>
+      </w:r>
+      <w:r>
+        <w:rPr>
+          <w:sz w:val="28"/>
+          <w:szCs w:val="28"/>
+        </w:rPr>
+        <w:t>n order to input a fixed binary data, we need to make a byte array. We do that by first writing b'' to show that the data will be binary, and then we need to differentiate each byte by showing that we will be inputting hexadecimal data, we do that by writing \x before each 2 hexadecimal letters.</w:t>
       </w:r>
     </w:p>
     <w:p>
@@ -160,54 +328,7 @@
           <w:sz w:val="28"/>
           <w:szCs w:val="28"/>
         </w:rPr>
-        <w:t>Q2 first shows us to ways to make a byte array, 1 by manually inputting bytes, and the other by encoding a string into bytes.</w:t>
-      </w:r>
-      <w:r>
-        <w:rPr>
-          <w:sz w:val="28"/>
-          <w:szCs w:val="28"/>
-        </w:rPr>
-        <w:br/>
-        <w:t>Then it shows us a format for unpacking ("</w:t>
-      </w:r>
-      <w:proofErr w:type="spellStart"/>
-      <w:r>
-        <w:rPr>
-          <w:sz w:val="28"/>
-          <w:szCs w:val="28"/>
-        </w:rPr>
-        <w:t>i</w:t>
-      </w:r>
-      <w:proofErr w:type="spellEnd"/>
-      <w:r>
-        <w:rPr>
-          <w:sz w:val="28"/>
-          <w:szCs w:val="28"/>
-        </w:rPr>
-        <w:t>"), which converts the 4 bytes into a signed integer.</w:t>
-      </w:r>
-      <w:r>
-        <w:rPr>
-          <w:sz w:val="28"/>
-          <w:szCs w:val="28"/>
-        </w:rPr>
-        <w:br/>
-        <w:t xml:space="preserve">It's important to notice </w:t>
-      </w:r>
-      <w:r>
-        <w:rPr>
-          <w:sz w:val="28"/>
-          <w:szCs w:val="28"/>
-        </w:rPr>
-        <w:t>that unpacking converts the num in little-endian, meaning it switches the bytes of each half of the 4 bytes.</w:t>
-      </w:r>
-      <w:r>
-        <w:rPr>
-          <w:sz w:val="28"/>
-          <w:szCs w:val="28"/>
-        </w:rPr>
-        <w:br/>
-        <w:t>Q2 also shows us that we can write numbers in hexadecimal letters.</w:t>
+        <w:t>The table at 7.3.2.2 shows us different formats which are used to unpack binary data. Because binary data can interpreted in different ways and sizes, we need a way to differentiate between the types of data. That's why these formats for unpacking binary data exist.</w:t>
       </w:r>
     </w:p>
     <w:p>
@@ -225,18 +346,18 @@
       </w:pPr>
       <w:r>
         <w:rPr>
-          <w:rFonts w:hint="cs"/>
-          <w:sz w:val="28"/>
-          <w:szCs w:val="28"/>
-        </w:rPr>
-        <w:t>I</w:t>
-      </w:r>
-      <w:r>
-        <w:rPr>
-          <w:sz w:val="28"/>
-          <w:szCs w:val="28"/>
-        </w:rPr>
-        <w:t>n order to input a fixed binary data, we need to make a byte array. We do that by first writing b'' to show that the data will be binary, and then we need to differentiate each byte by showing that we will be inputting hexadecimal data, we do that by writing \x before each 2 hexadecimal letters.</w:t>
+          <w:sz w:val="28"/>
+          <w:szCs w:val="28"/>
+        </w:rPr>
+        <w:t xml:space="preserve">In Python, short, int and long fall under the same type – 'integer', which means they all take 4 bytes. And when a number becomes </w:t>
+      </w:r>
+      <w:r>
+        <w:rPr>
+          <w:sz w:val="28"/>
+          <w:szCs w:val="28"/>
+        </w:rPr>
+        <w:lastRenderedPageBreak/>
+        <w:t>to large to include in 4 bytes, Python accommodates the number and increases it's size to 8 bytes.</w:t>
       </w:r>
     </w:p>
     <w:p>
@@ -257,23 +378,7 @@
           <w:sz w:val="28"/>
           <w:szCs w:val="28"/>
         </w:rPr>
-        <w:t xml:space="preserve">The table at 7.3.2.2 shows us different formats which are used to unpack binary data. Because binary data can </w:t>
-      </w:r>
-      <w:proofErr w:type="gramStart"/>
-      <w:r>
-        <w:rPr>
-          <w:sz w:val="28"/>
-          <w:szCs w:val="28"/>
-        </w:rPr>
-        <w:t>interpreted</w:t>
-      </w:r>
-      <w:proofErr w:type="gramEnd"/>
-      <w:r>
-        <w:rPr>
-          <w:sz w:val="28"/>
-          <w:szCs w:val="28"/>
-        </w:rPr>
-        <w:t xml:space="preserve"> in different ways and sizes, we need a way to differentiate between the types of data. That's why these formats for unpacking binary data exist.</w:t>
+        <w:t xml:space="preserve"> Line 30 unpacks the 2-5 bytes in the byte array in a signed integer format, but interprets the 4 bytes in little-endian.</w:t>
       </w:r>
     </w:p>
     <w:p>
@@ -289,28 +394,46 @@
           <w:szCs w:val="28"/>
         </w:rPr>
       </w:pPr>
-      <w:r>
-        <w:rPr>
-          <w:sz w:val="28"/>
-          <w:szCs w:val="28"/>
-        </w:rPr>
-        <w:t xml:space="preserve">In Python, short, int and long fall under the same type – 'integer', which means they all take 4 bytes. And when a number becomes </w:t>
-      </w:r>
-      <w:proofErr w:type="gramStart"/>
-      <w:r>
-        <w:rPr>
-          <w:sz w:val="28"/>
-          <w:szCs w:val="28"/>
-        </w:rPr>
-        <w:t>to</w:t>
-      </w:r>
-      <w:proofErr w:type="gramEnd"/>
-      <w:r>
-        <w:rPr>
-          <w:sz w:val="28"/>
-          <w:szCs w:val="28"/>
-        </w:rPr>
-        <w:t xml:space="preserve"> large to include in 4 bytes, Python accommodates the number and increases it's size to 8 bytes.</w:t>
+    </w:p>
+    <w:p>
+      <w:pPr>
+        <w:pStyle w:val="HTML"/>
+        <w:shd w:val="clear" w:color="auto" w:fill="191A1C"/>
+        <w:ind w:left="916"/>
+        <w:rPr>
+          <w:color w:val="BCBEC4"/>
+        </w:rPr>
+      </w:pPr>
+      <w:r>
+        <w:rPr>
+          <w:color w:val="BCBEC4"/>
+        </w:rPr>
+        <w:t>y = num</w:t>
+      </w:r>
+      <w:r>
+        <w:rPr>
+          <w:color w:val="BCBEC4"/>
+        </w:rPr>
+        <w:br/>
+        <w:t xml:space="preserve">mask = </w:t>
+      </w:r>
+      <w:r>
+        <w:rPr>
+          <w:color w:val="2AACB8"/>
+        </w:rPr>
+        <w:t>0x0000ff00</w:t>
+      </w:r>
+      <w:r>
+        <w:rPr>
+          <w:color w:val="2AACB8"/>
+        </w:rPr>
+        <w:br/>
+      </w:r>
+      <w:r>
+        <w:rPr>
+          <w:color w:val="BCBEC4"/>
+        </w:rPr>
+        <w:t>x = y &amp; mask</w:t>
       </w:r>
     </w:p>
     <w:p>
@@ -331,7 +454,43 @@
           <w:sz w:val="28"/>
           <w:szCs w:val="28"/>
         </w:rPr>
-        <w:t xml:space="preserve"> Line 30 unpacks the 2-5 bytes in the byte array in a signed integer format, but interprets the 4 bytes in little-endian.</w:t>
+        <w:t xml:space="preserve"> The first way is "%x" % num, when formatting a string, %x converts the value into it's hexadecimal one.</w:t>
+      </w:r>
+      <w:r>
+        <w:rPr>
+          <w:sz w:val="28"/>
+          <w:szCs w:val="28"/>
+        </w:rPr>
+        <w:br/>
+        <w:t xml:space="preserve">The second way is with </w:t>
+      </w:r>
+      <w:r>
+        <w:rPr>
+          <w:sz w:val="28"/>
+          <w:szCs w:val="28"/>
+        </w:rPr>
+        <w:t>f"{</w:t>
+      </w:r>
+      <w:r>
+        <w:rPr>
+          <w:sz w:val="28"/>
+          <w:szCs w:val="28"/>
+        </w:rPr>
+        <w:t>num</w:t>
+      </w:r>
+      <w:r>
+        <w:rPr>
+          <w:sz w:val="28"/>
+          <w:szCs w:val="28"/>
+        </w:rPr>
+        <w:t>:X}"</w:t>
+      </w:r>
+      <w:r>
+        <w:rPr>
+          <w:sz w:val="28"/>
+          <w:szCs w:val="28"/>
+        </w:rPr>
+        <w:t>. :X means that the value is once again converted to an hexadecimal base.</w:t>
       </w:r>
     </w:p>
     <w:p>
@@ -347,46 +506,20 @@
           <w:szCs w:val="28"/>
         </w:rPr>
       </w:pPr>
-    </w:p>
-    <w:p>
-      <w:pPr>
-        <w:pStyle w:val="HTML"/>
-        <w:shd w:val="clear" w:color="auto" w:fill="191A1C"/>
-        <w:ind w:left="916"/>
-        <w:rPr>
-          <w:color w:val="BCBEC4"/>
-        </w:rPr>
-      </w:pPr>
-      <w:r>
-        <w:rPr>
-          <w:color w:val="BCBEC4"/>
-        </w:rPr>
-        <w:t>y = num</w:t>
-      </w:r>
-      <w:r>
-        <w:rPr>
-          <w:color w:val="BCBEC4"/>
-        </w:rPr>
-        <w:br/>
-        <w:t xml:space="preserve">mask = </w:t>
-      </w:r>
-      <w:r>
-        <w:rPr>
-          <w:color w:val="2AACB8"/>
-        </w:rPr>
-        <w:t>0x0000ff00</w:t>
-      </w:r>
-      <w:r>
-        <w:rPr>
-          <w:color w:val="2AACB8"/>
-        </w:rPr>
-        <w:br/>
-      </w:r>
-      <w:r>
-        <w:rPr>
-          <w:color w:val="BCBEC4"/>
-        </w:rPr>
-        <w:t>x = y &amp; mask</w:t>
+      <w:r>
+        <w:rPr>
+          <w:rFonts w:hint="cs"/>
+          <w:sz w:val="28"/>
+          <w:szCs w:val="28"/>
+        </w:rPr>
+        <w:t xml:space="preserve"> </w:t>
+      </w:r>
+      <w:r>
+        <w:rPr>
+          <w:sz w:val="28"/>
+          <w:szCs w:val="28"/>
+        </w:rPr>
+        <w:t>The &amp; sign makes a bitwise "AND" operation between 2 integers, and then returns the value as an int.</w:t>
       </w:r>
     </w:p>
     <w:p>
@@ -407,7 +540,7 @@
           <w:sz w:val="28"/>
           <w:szCs w:val="28"/>
         </w:rPr>
-        <w:t xml:space="preserve"> The first way is "%x" % num, when formatting a string, %x converts the value into it's hexadecimal one.</w:t>
+        <w:t xml:space="preserve"> Q4 shows us how to use a filling type of format, which uses a number between % and the type (in this case, 'x'), which means that if a thing is below 8 characters it fills them with 0.</w:t>
       </w:r>
       <w:r>
         <w:rPr>
@@ -415,67 +548,7 @@
           <w:szCs w:val="28"/>
         </w:rPr>
         <w:br/>
-      </w:r>
-      <w:r>
-        <w:rPr>
-          <w:sz w:val="28"/>
-          <w:szCs w:val="28"/>
-        </w:rPr>
-        <w:lastRenderedPageBreak/>
-        <w:t xml:space="preserve">The second way is with </w:t>
-      </w:r>
-      <w:r>
-        <w:rPr>
-          <w:sz w:val="28"/>
-          <w:szCs w:val="28"/>
-        </w:rPr>
-        <w:t>f"{</w:t>
-      </w:r>
-      <w:proofErr w:type="spellStart"/>
-      <w:r>
-        <w:rPr>
-          <w:sz w:val="28"/>
-          <w:szCs w:val="28"/>
-        </w:rPr>
-        <w:t>num</w:t>
-      </w:r>
-      <w:r>
-        <w:rPr>
-          <w:sz w:val="28"/>
-          <w:szCs w:val="28"/>
-        </w:rPr>
-        <w:t>:X</w:t>
-      </w:r>
-      <w:proofErr w:type="spellEnd"/>
-      <w:r>
-        <w:rPr>
-          <w:sz w:val="28"/>
-          <w:szCs w:val="28"/>
-        </w:rPr>
-        <w:t>}"</w:t>
-      </w:r>
-      <w:r>
-        <w:rPr>
-          <w:sz w:val="28"/>
-          <w:szCs w:val="28"/>
-        </w:rPr>
-        <w:t xml:space="preserve">. :X means that the value is once again converted to </w:t>
-      </w:r>
-      <w:proofErr w:type="gramStart"/>
-      <w:r>
-        <w:rPr>
-          <w:sz w:val="28"/>
-          <w:szCs w:val="28"/>
-        </w:rPr>
-        <w:t>an</w:t>
-      </w:r>
-      <w:proofErr w:type="gramEnd"/>
-      <w:r>
-        <w:rPr>
-          <w:sz w:val="28"/>
-          <w:szCs w:val="28"/>
-        </w:rPr>
-        <w:t xml:space="preserve"> hexadecimal base.</w:t>
+        <w:t>It also shows us how to use the bitwise RSHIFT and LFSHIFT in Python, which are written by &gt;&gt; and &lt;&lt;.</w:t>
       </w:r>
     </w:p>
     <w:p>
@@ -493,18 +566,10 @@
       </w:pPr>
       <w:r>
         <w:rPr>
-          <w:rFonts w:hint="cs"/>
-          <w:sz w:val="28"/>
-          <w:szCs w:val="28"/>
-        </w:rPr>
-        <w:t xml:space="preserve"> </w:t>
-      </w:r>
-      <w:r>
-        <w:rPr>
-          <w:sz w:val="28"/>
-          <w:szCs w:val="28"/>
-        </w:rPr>
-        <w:t>The &amp; sign makes a bitwise "AND" operation between 2 integers, and then returns the value as an int.</w:t>
+          <w:sz w:val="28"/>
+          <w:szCs w:val="28"/>
+        </w:rPr>
+        <w:t xml:space="preserve"> &lt;&lt; is used in order to move the mask a byte to the left, which helps "capture" a different byte of the byte array each time.</w:t>
       </w:r>
     </w:p>
     <w:p>
@@ -525,7 +590,7 @@
           <w:sz w:val="28"/>
           <w:szCs w:val="28"/>
         </w:rPr>
-        <w:t xml:space="preserve"> Q4 shows us how to use a filling type of format, which uses a number between % and the type (in this case, 'x'), which means that if a thing is below 8 characters it fills them with 0.</w:t>
+        <w:t xml:space="preserve"> Q5 reminds us that we can make a byte array by encoding hexadecimal letters. It then teaches us 2 different way to interpret an int.</w:t>
       </w:r>
       <w:r>
         <w:rPr>
@@ -533,7 +598,21 @@
           <w:szCs w:val="28"/>
         </w:rPr>
         <w:br/>
-        <w:t>It also shows us how to use the bitwise RSHIFT and LFSHIFT in Python, which are written by &gt;&gt; and &lt;&lt;.</w:t>
+        <w:t>Unpacking with struct (struct.unpack), treats the integer in little-</w:t>
+      </w:r>
+      <w:r>
+        <w:rPr>
+          <w:sz w:val="28"/>
+          <w:szCs w:val="28"/>
+        </w:rPr>
+        <w:t xml:space="preserve">endian, and socket.ntohl (which stands for </w:t>
+      </w:r>
+      <w:r>
+        <w:rPr>
+          <w:sz w:val="28"/>
+          <w:szCs w:val="28"/>
+        </w:rPr>
+        <w:t>network to host long) treats the data given as a big-endian integer.</w:t>
       </w:r>
     </w:p>
     <w:p>
@@ -551,10 +630,34 @@
       </w:pPr>
       <w:r>
         <w:rPr>
-          <w:sz w:val="28"/>
-          <w:szCs w:val="28"/>
-        </w:rPr>
-        <w:t xml:space="preserve"> &lt;&lt; is used in order to move the mask a byte to the left, which helps "capture" a different byte of the byte array each time.</w:t>
+          <w:rFonts w:hint="cs"/>
+          <w:sz w:val="28"/>
+          <w:szCs w:val="28"/>
+        </w:rPr>
+        <w:t xml:space="preserve"> </w:t>
+      </w:r>
+      <w:r>
+        <w:rPr>
+          <w:sz w:val="28"/>
+          <w:szCs w:val="28"/>
+        </w:rPr>
+        <w:t>Usually in the network data bigger than a byte is treated as big-endian, but some data can be transferred as little-endian. It depends on the protocol being used.</w:t>
+      </w:r>
+    </w:p>
+    <w:p>
+      <w:pPr>
+        <w:bidi w:val="0"/>
+        <w:rPr>
+          <w:sz w:val="28"/>
+          <w:szCs w:val="28"/>
+        </w:rPr>
+      </w:pPr>
+      <w:r>
+        <w:rPr>
+          <w:sz w:val="28"/>
+          <w:szCs w:val="28"/>
+        </w:rPr>
+        <w:br w:type="page"/>
       </w:r>
     </w:p>
     <w:p>
@@ -568,72 +671,704 @@
         <w:rPr>
           <w:sz w:val="28"/>
           <w:szCs w:val="28"/>
-        </w:rPr>
-      </w:pPr>
-      <w:r>
-        <w:rPr>
-          <w:sz w:val="28"/>
-          <w:szCs w:val="28"/>
-        </w:rPr>
-        <w:t xml:space="preserve"> Q5 reminds us that we can make a byte array by encoding hexadecimal letters. It then teaches us 2 different way to interpret an int.</w:t>
-      </w:r>
-      <w:r>
-        <w:rPr>
-          <w:sz w:val="28"/>
-          <w:szCs w:val="28"/>
-        </w:rPr>
+          <w:rtl/>
+        </w:rPr>
+      </w:pPr>
+      <w:r>
+        <w:rPr>
+          <w:sz w:val="28"/>
+          <w:szCs w:val="28"/>
+        </w:rPr>
+        <w:lastRenderedPageBreak/>
         <w:br/>
-        <w:t>Unpacking with struct (</w:t>
-      </w:r>
-      <w:proofErr w:type="spellStart"/>
-      <w:proofErr w:type="gramStart"/>
-      <w:r>
-        <w:rPr>
-          <w:sz w:val="28"/>
-          <w:szCs w:val="28"/>
-        </w:rPr>
-        <w:t>struct.unpack</w:t>
-      </w:r>
-      <w:proofErr w:type="spellEnd"/>
-      <w:proofErr w:type="gramEnd"/>
-      <w:r>
-        <w:rPr>
-          <w:sz w:val="28"/>
-          <w:szCs w:val="28"/>
-        </w:rPr>
-        <w:t>), treats the integer in little-</w:t>
-      </w:r>
-      <w:r>
-        <w:rPr>
-          <w:sz w:val="28"/>
-          <w:szCs w:val="28"/>
-        </w:rPr>
-        <w:t xml:space="preserve">endian, and </w:t>
-      </w:r>
-      <w:proofErr w:type="spellStart"/>
-      <w:r>
-        <w:rPr>
-          <w:sz w:val="28"/>
-          <w:szCs w:val="28"/>
-        </w:rPr>
-        <w:t>socket.ntohl</w:t>
-      </w:r>
-      <w:proofErr w:type="spellEnd"/>
-      <w:r>
-        <w:rPr>
-          <w:sz w:val="28"/>
-          <w:szCs w:val="28"/>
-        </w:rPr>
-        <w:t xml:space="preserve"> (which stands for </w:t>
-      </w:r>
-      <w:r>
-        <w:rPr>
-          <w:sz w:val="28"/>
-          <w:szCs w:val="28"/>
-        </w:rPr>
-        <w:t>network to host long) treats the data given as a big-endian integer.</w:t>
-      </w:r>
-    </w:p>
+      </w:r>
+    </w:p>
+    <w:tbl>
+      <w:tblPr>
+        <w:tblStyle w:val="a4"/>
+        <w:bidiVisual/>
+        <w:tblW w:w="5000" w:type="pct"/>
+        <w:tblLook w:val="04A0" w:firstRow="1" w:lastRow="0" w:firstColumn="1" w:lastColumn="0" w:noHBand="0" w:noVBand="1"/>
+      </w:tblPr>
+      <w:tblGrid>
+        <w:gridCol w:w="1289"/>
+        <w:gridCol w:w="2089"/>
+        <w:gridCol w:w="1168"/>
+        <w:gridCol w:w="1787"/>
+        <w:gridCol w:w="1963"/>
+      </w:tblGrid>
+      <w:tr>
+        <w:tc>
+          <w:tcPr>
+            <w:tcW w:w="777" w:type="pct"/>
+          </w:tcPr>
+          <w:p>
+            <w:pPr>
+              <w:pStyle w:val="a3"/>
+              <w:ind w:left="84"/>
+              <w:jc w:val="both"/>
+              <w:rPr>
+                <w:sz w:val="28"/>
+                <w:szCs w:val="28"/>
+                <w:rtl/>
+              </w:rPr>
+            </w:pPr>
+            <w:r>
+              <w:rPr>
+                <w:rFonts w:hint="cs"/>
+                <w:sz w:val="28"/>
+                <w:szCs w:val="28"/>
+                <w:rtl/>
+              </w:rPr>
+              <w:t>שם הפעולה</w:t>
+            </w:r>
+          </w:p>
+        </w:tc>
+        <w:tc>
+          <w:tcPr>
+            <w:tcW w:w="1259" w:type="pct"/>
+          </w:tcPr>
+          <w:p>
+            <w:pPr>
+              <w:pStyle w:val="a3"/>
+              <w:ind w:left="84"/>
+              <w:jc w:val="both"/>
+              <w:rPr>
+                <w:sz w:val="28"/>
+                <w:szCs w:val="28"/>
+              </w:rPr>
+            </w:pPr>
+            <w:r>
+              <w:rPr>
+                <w:rFonts w:hint="cs"/>
+                <w:sz w:val="28"/>
+                <w:szCs w:val="28"/>
+                <w:rtl/>
+              </w:rPr>
+              <w:t>תפקיד</w:t>
+            </w:r>
+          </w:p>
+        </w:tc>
+        <w:tc>
+          <w:tcPr>
+            <w:tcW w:w="704" w:type="pct"/>
+          </w:tcPr>
+          <w:p>
+            <w:pPr>
+              <w:pStyle w:val="a3"/>
+              <w:ind w:left="84"/>
+              <w:jc w:val="both"/>
+              <w:rPr>
+                <w:sz w:val="28"/>
+                <w:szCs w:val="28"/>
+                <w:rtl/>
+              </w:rPr>
+            </w:pPr>
+            <w:r>
+              <w:rPr>
+                <w:rFonts w:hint="cs"/>
+                <w:sz w:val="28"/>
+                <w:szCs w:val="28"/>
+                <w:rtl/>
+              </w:rPr>
+              <w:t>פועלת על גודל</w:t>
+            </w:r>
+          </w:p>
+        </w:tc>
+        <w:tc>
+          <w:tcPr>
+            <w:tcW w:w="1077" w:type="pct"/>
+          </w:tcPr>
+          <w:p>
+            <w:pPr>
+              <w:pStyle w:val="a3"/>
+              <w:ind w:left="84"/>
+              <w:jc w:val="both"/>
+              <w:rPr>
+                <w:sz w:val="28"/>
+                <w:szCs w:val="28"/>
+              </w:rPr>
+            </w:pPr>
+            <w:r>
+              <w:rPr>
+                <w:rFonts w:hint="cs"/>
+                <w:sz w:val="28"/>
+                <w:szCs w:val="28"/>
+                <w:rtl/>
+              </w:rPr>
+              <w:t xml:space="preserve">מה עושה במחשב </w:t>
+            </w:r>
+            <w:r>
+              <w:rPr>
+                <w:sz w:val="28"/>
+                <w:szCs w:val="28"/>
+              </w:rPr>
+              <w:t>Big Endian</w:t>
+            </w:r>
+            <w:r>
+              <w:rPr>
+                <w:rFonts w:hint="cs"/>
+                <w:sz w:val="28"/>
+                <w:szCs w:val="28"/>
+                <w:rtl/>
+              </w:rPr>
+              <w:t xml:space="preserve"> לדוגמה </w:t>
+            </w:r>
+            <w:r>
+              <w:rPr>
+                <w:sz w:val="28"/>
+                <w:szCs w:val="28"/>
+              </w:rPr>
+              <w:t>Android</w:t>
+            </w:r>
+          </w:p>
+        </w:tc>
+        <w:tc>
+          <w:tcPr>
+            <w:tcW w:w="1183" w:type="pct"/>
+          </w:tcPr>
+          <w:p>
+            <w:pPr>
+              <w:pStyle w:val="a3"/>
+              <w:ind w:left="84"/>
+              <w:jc w:val="both"/>
+              <w:rPr>
+                <w:sz w:val="28"/>
+                <w:szCs w:val="28"/>
+                <w:rtl/>
+              </w:rPr>
+            </w:pPr>
+            <w:r>
+              <w:rPr>
+                <w:rFonts w:hint="cs"/>
+                <w:sz w:val="28"/>
+                <w:szCs w:val="28"/>
+                <w:rtl/>
+              </w:rPr>
+              <w:t xml:space="preserve">מה עושה במחשב </w:t>
+            </w:r>
+            <w:r>
+              <w:rPr>
+                <w:sz w:val="28"/>
+                <w:szCs w:val="28"/>
+              </w:rPr>
+              <w:t>Little Endian</w:t>
+            </w:r>
+            <w:r>
+              <w:rPr>
+                <w:rFonts w:hint="cs"/>
+                <w:sz w:val="28"/>
+                <w:szCs w:val="28"/>
+                <w:rtl/>
+              </w:rPr>
+              <w:t xml:space="preserve"> לדוגמה כמו במעבדה</w:t>
+            </w:r>
+          </w:p>
+        </w:tc>
+      </w:tr>
+      <w:tr>
+        <w:tc>
+          <w:tcPr>
+            <w:tcW w:w="777" w:type="pct"/>
+          </w:tcPr>
+          <w:p>
+            <w:pPr>
+              <w:pStyle w:val="a3"/>
+              <w:bidi w:val="0"/>
+              <w:ind w:left="84"/>
+              <w:jc w:val="both"/>
+              <w:rPr>
+                <w:sz w:val="28"/>
+                <w:szCs w:val="28"/>
+              </w:rPr>
+            </w:pPr>
+            <w:r>
+              <w:rPr>
+                <w:sz w:val="28"/>
+                <w:szCs w:val="28"/>
+              </w:rPr>
+              <w:t>htonl</w:t>
+            </w:r>
+          </w:p>
+        </w:tc>
+        <w:tc>
+          <w:tcPr>
+            <w:tcW w:w="1259" w:type="pct"/>
+          </w:tcPr>
+          <w:p>
+            <w:pPr>
+              <w:pStyle w:val="a3"/>
+              <w:bidi w:val="0"/>
+              <w:ind w:left="84"/>
+              <w:rPr>
+                <w:sz w:val="28"/>
+                <w:szCs w:val="28"/>
+              </w:rPr>
+            </w:pPr>
+            <w:r>
+              <w:rPr>
+                <w:sz w:val="28"/>
+                <w:szCs w:val="28"/>
+              </w:rPr>
+              <w:t>Converts host byte order to network byte order (big-endian)</w:t>
+            </w:r>
+          </w:p>
+        </w:tc>
+        <w:tc>
+          <w:tcPr>
+            <w:tcW w:w="704" w:type="pct"/>
+          </w:tcPr>
+          <w:p>
+            <w:pPr>
+              <w:pStyle w:val="a3"/>
+              <w:bidi w:val="0"/>
+              <w:ind w:left="84"/>
+              <w:rPr>
+                <w:sz w:val="28"/>
+                <w:szCs w:val="28"/>
+              </w:rPr>
+            </w:pPr>
+            <w:r>
+              <w:rPr>
+                <w:rFonts w:hint="cs"/>
+                <w:sz w:val="28"/>
+                <w:szCs w:val="28"/>
+                <w:rtl/>
+              </w:rPr>
+              <w:t>32</w:t>
+            </w:r>
+          </w:p>
+        </w:tc>
+        <w:tc>
+          <w:tcPr>
+            <w:tcW w:w="1077" w:type="pct"/>
+          </w:tcPr>
+          <w:p>
+            <w:pPr>
+              <w:pStyle w:val="a3"/>
+              <w:bidi w:val="0"/>
+              <w:ind w:left="84"/>
+              <w:rPr>
+                <w:rFonts w:hint="cs"/>
+                <w:sz w:val="28"/>
+                <w:szCs w:val="28"/>
+                <w:rtl/>
+              </w:rPr>
+            </w:pPr>
+            <w:r>
+              <w:rPr>
+                <w:sz w:val="28"/>
+                <w:szCs w:val="28"/>
+              </w:rPr>
+              <w:t>Nothing</w:t>
+            </w:r>
+          </w:p>
+        </w:tc>
+        <w:tc>
+          <w:tcPr>
+            <w:tcW w:w="1183" w:type="pct"/>
+          </w:tcPr>
+          <w:p>
+            <w:pPr>
+              <w:pStyle w:val="a3"/>
+              <w:bidi w:val="0"/>
+              <w:ind w:left="84"/>
+              <w:rPr>
+                <w:sz w:val="28"/>
+                <w:szCs w:val="28"/>
+                <w:rtl/>
+              </w:rPr>
+            </w:pPr>
+            <w:r>
+              <w:rPr>
+                <w:sz w:val="28"/>
+                <w:szCs w:val="28"/>
+              </w:rPr>
+              <w:t>Reverses byte order</w:t>
+            </w:r>
+          </w:p>
+        </w:tc>
+      </w:tr>
+      <w:tr>
+        <w:tc>
+          <w:tcPr>
+            <w:tcW w:w="777" w:type="pct"/>
+          </w:tcPr>
+          <w:p>
+            <w:pPr>
+              <w:pStyle w:val="a3"/>
+              <w:bidi w:val="0"/>
+              <w:ind w:left="84"/>
+              <w:jc w:val="both"/>
+              <w:rPr>
+                <w:sz w:val="28"/>
+                <w:szCs w:val="28"/>
+              </w:rPr>
+            </w:pPr>
+            <w:r>
+              <w:rPr>
+                <w:sz w:val="28"/>
+                <w:szCs w:val="28"/>
+              </w:rPr>
+              <w:t>ntohl</w:t>
+            </w:r>
+          </w:p>
+        </w:tc>
+        <w:tc>
+          <w:tcPr>
+            <w:tcW w:w="1259" w:type="pct"/>
+          </w:tcPr>
+          <w:p>
+            <w:pPr>
+              <w:pStyle w:val="a3"/>
+              <w:bidi w:val="0"/>
+              <w:ind w:left="84"/>
+              <w:rPr>
+                <w:sz w:val="28"/>
+                <w:szCs w:val="28"/>
+              </w:rPr>
+            </w:pPr>
+            <w:r>
+              <w:rPr>
+                <w:sz w:val="28"/>
+                <w:szCs w:val="28"/>
+              </w:rPr>
+              <w:t>Converts big-endian byte order</w:t>
+            </w:r>
+            <w:r>
+              <w:rPr>
+                <w:sz w:val="28"/>
+                <w:szCs w:val="28"/>
+              </w:rPr>
+              <w:t xml:space="preserve"> long</w:t>
+            </w:r>
+            <w:r>
+              <w:rPr>
+                <w:sz w:val="28"/>
+                <w:szCs w:val="28"/>
+              </w:rPr>
+              <w:t xml:space="preserve"> to the host byte order</w:t>
+            </w:r>
+          </w:p>
+        </w:tc>
+        <w:tc>
+          <w:tcPr>
+            <w:tcW w:w="704" w:type="pct"/>
+          </w:tcPr>
+          <w:p>
+            <w:pPr>
+              <w:pStyle w:val="a3"/>
+              <w:bidi w:val="0"/>
+              <w:ind w:left="84"/>
+              <w:rPr>
+                <w:sz w:val="28"/>
+                <w:szCs w:val="28"/>
+                <w:rtl/>
+              </w:rPr>
+            </w:pPr>
+            <w:r>
+              <w:rPr>
+                <w:sz w:val="28"/>
+                <w:szCs w:val="28"/>
+              </w:rPr>
+              <w:t>32</w:t>
+            </w:r>
+          </w:p>
+        </w:tc>
+        <w:tc>
+          <w:tcPr>
+            <w:tcW w:w="1077" w:type="pct"/>
+          </w:tcPr>
+          <w:p>
+            <w:pPr>
+              <w:pStyle w:val="a3"/>
+              <w:bidi w:val="0"/>
+              <w:ind w:left="84"/>
+              <w:rPr>
+                <w:sz w:val="28"/>
+                <w:szCs w:val="28"/>
+                <w:rtl/>
+              </w:rPr>
+            </w:pPr>
+            <w:r>
+              <w:rPr>
+                <w:sz w:val="28"/>
+                <w:szCs w:val="28"/>
+              </w:rPr>
+              <w:t>Nothing</w:t>
+            </w:r>
+          </w:p>
+        </w:tc>
+        <w:tc>
+          <w:tcPr>
+            <w:tcW w:w="1183" w:type="pct"/>
+          </w:tcPr>
+          <w:p>
+            <w:pPr>
+              <w:pStyle w:val="a3"/>
+              <w:bidi w:val="0"/>
+              <w:ind w:left="84"/>
+              <w:rPr>
+                <w:sz w:val="28"/>
+                <w:szCs w:val="28"/>
+                <w:rtl/>
+              </w:rPr>
+            </w:pPr>
+            <w:r>
+              <w:rPr>
+                <w:sz w:val="28"/>
+                <w:szCs w:val="28"/>
+              </w:rPr>
+              <w:t>Reverses byte order</w:t>
+            </w:r>
+          </w:p>
+        </w:tc>
+      </w:tr>
+      <w:tr>
+        <w:tc>
+          <w:tcPr>
+            <w:tcW w:w="777" w:type="pct"/>
+          </w:tcPr>
+          <w:p>
+            <w:pPr>
+              <w:pStyle w:val="a3"/>
+              <w:bidi w:val="0"/>
+              <w:ind w:left="84"/>
+              <w:jc w:val="both"/>
+              <w:rPr>
+                <w:sz w:val="28"/>
+                <w:szCs w:val="28"/>
+              </w:rPr>
+            </w:pPr>
+            <w:r>
+              <w:rPr>
+                <w:sz w:val="28"/>
+                <w:szCs w:val="28"/>
+              </w:rPr>
+              <w:t>htons</w:t>
+            </w:r>
+          </w:p>
+        </w:tc>
+        <w:tc>
+          <w:tcPr>
+            <w:tcW w:w="1259" w:type="pct"/>
+          </w:tcPr>
+          <w:p>
+            <w:pPr>
+              <w:pStyle w:val="a3"/>
+              <w:bidi w:val="0"/>
+              <w:ind w:left="84"/>
+              <w:rPr>
+                <w:sz w:val="28"/>
+                <w:szCs w:val="28"/>
+                <w:rtl/>
+              </w:rPr>
+            </w:pPr>
+            <w:r>
+              <w:rPr>
+                <w:sz w:val="28"/>
+                <w:szCs w:val="28"/>
+              </w:rPr>
+              <w:t>Converts a short from the host byte order to big-endian</w:t>
+            </w:r>
+          </w:p>
+        </w:tc>
+        <w:tc>
+          <w:tcPr>
+            <w:tcW w:w="704" w:type="pct"/>
+          </w:tcPr>
+          <w:p>
+            <w:pPr>
+              <w:pStyle w:val="a3"/>
+              <w:bidi w:val="0"/>
+              <w:ind w:left="84"/>
+              <w:rPr>
+                <w:sz w:val="28"/>
+                <w:szCs w:val="28"/>
+                <w:rtl/>
+              </w:rPr>
+            </w:pPr>
+            <w:r>
+              <w:rPr>
+                <w:sz w:val="28"/>
+                <w:szCs w:val="28"/>
+              </w:rPr>
+              <w:t>16</w:t>
+            </w:r>
+          </w:p>
+        </w:tc>
+        <w:tc>
+          <w:tcPr>
+            <w:tcW w:w="1077" w:type="pct"/>
+          </w:tcPr>
+          <w:p>
+            <w:pPr>
+              <w:pStyle w:val="a3"/>
+              <w:bidi w:val="0"/>
+              <w:ind w:left="84"/>
+              <w:rPr>
+                <w:sz w:val="28"/>
+                <w:szCs w:val="28"/>
+                <w:rtl/>
+              </w:rPr>
+            </w:pPr>
+            <w:r>
+              <w:rPr>
+                <w:sz w:val="28"/>
+                <w:szCs w:val="28"/>
+              </w:rPr>
+              <w:t>Nothing</w:t>
+            </w:r>
+          </w:p>
+        </w:tc>
+        <w:tc>
+          <w:tcPr>
+            <w:tcW w:w="1183" w:type="pct"/>
+          </w:tcPr>
+          <w:p>
+            <w:pPr>
+              <w:pStyle w:val="a3"/>
+              <w:bidi w:val="0"/>
+              <w:ind w:left="84"/>
+              <w:rPr>
+                <w:sz w:val="28"/>
+                <w:szCs w:val="28"/>
+                <w:rtl/>
+              </w:rPr>
+            </w:pPr>
+            <w:r>
+              <w:rPr>
+                <w:sz w:val="28"/>
+                <w:szCs w:val="28"/>
+              </w:rPr>
+              <w:t>Reverses byte order</w:t>
+            </w:r>
+          </w:p>
+        </w:tc>
+      </w:tr>
+      <w:tr>
+        <w:tc>
+          <w:tcPr>
+            <w:tcW w:w="777" w:type="pct"/>
+          </w:tcPr>
+          <w:p>
+            <w:pPr>
+              <w:pStyle w:val="a3"/>
+              <w:bidi w:val="0"/>
+              <w:ind w:left="84"/>
+              <w:jc w:val="both"/>
+              <w:rPr>
+                <w:sz w:val="28"/>
+                <w:szCs w:val="28"/>
+              </w:rPr>
+            </w:pPr>
+            <w:r>
+              <w:rPr>
+                <w:sz w:val="28"/>
+                <w:szCs w:val="28"/>
+              </w:rPr>
+              <w:t>ntohs</w:t>
+            </w:r>
+          </w:p>
+        </w:tc>
+        <w:tc>
+          <w:tcPr>
+            <w:tcW w:w="1259" w:type="pct"/>
+          </w:tcPr>
+          <w:p>
+            <w:pPr>
+              <w:pStyle w:val="a3"/>
+              <w:bidi w:val="0"/>
+              <w:ind w:left="84"/>
+              <w:rPr>
+                <w:sz w:val="28"/>
+                <w:szCs w:val="28"/>
+                <w:rtl/>
+              </w:rPr>
+            </w:pPr>
+            <w:r>
+              <w:rPr>
+                <w:sz w:val="28"/>
+                <w:szCs w:val="28"/>
+              </w:rPr>
+              <w:t>Converts a big-endian byte order short to the host byte order</w:t>
+            </w:r>
+          </w:p>
+        </w:tc>
+        <w:tc>
+          <w:tcPr>
+            <w:tcW w:w="704" w:type="pct"/>
+          </w:tcPr>
+          <w:p>
+            <w:pPr>
+              <w:pStyle w:val="a3"/>
+              <w:bidi w:val="0"/>
+              <w:ind w:left="84"/>
+              <w:rPr>
+                <w:sz w:val="28"/>
+                <w:szCs w:val="28"/>
+                <w:rtl/>
+              </w:rPr>
+            </w:pPr>
+            <w:r>
+              <w:rPr>
+                <w:sz w:val="28"/>
+                <w:szCs w:val="28"/>
+              </w:rPr>
+              <w:t>16</w:t>
+            </w:r>
+          </w:p>
+        </w:tc>
+        <w:tc>
+          <w:tcPr>
+            <w:tcW w:w="1077" w:type="pct"/>
+          </w:tcPr>
+          <w:p>
+            <w:pPr>
+              <w:pStyle w:val="a3"/>
+              <w:bidi w:val="0"/>
+              <w:ind w:left="84"/>
+              <w:rPr>
+                <w:sz w:val="28"/>
+                <w:szCs w:val="28"/>
+                <w:rtl/>
+              </w:rPr>
+            </w:pPr>
+            <w:r>
+              <w:rPr>
+                <w:sz w:val="28"/>
+                <w:szCs w:val="28"/>
+              </w:rPr>
+              <w:t>Nothing</w:t>
+            </w:r>
+          </w:p>
+        </w:tc>
+        <w:tc>
+          <w:tcPr>
+            <w:tcW w:w="1183" w:type="pct"/>
+          </w:tcPr>
+          <w:p>
+            <w:pPr>
+              <w:pStyle w:val="a3"/>
+              <w:bidi w:val="0"/>
+              <w:ind w:left="84"/>
+              <w:rPr>
+                <w:sz w:val="28"/>
+                <w:szCs w:val="28"/>
+                <w:rtl/>
+              </w:rPr>
+            </w:pPr>
+            <w:r>
+              <w:rPr>
+                <w:sz w:val="28"/>
+                <w:szCs w:val="28"/>
+              </w:rPr>
+              <w:t>Reverses byte order</w:t>
+            </w:r>
+          </w:p>
+        </w:tc>
+      </w:tr>
+    </w:tbl>
     <w:p>
       <w:pPr>
         <w:pStyle w:val="a3"/>
@@ -649,7 +1384,6 @@
       </w:pPr>
       <w:r>
         <w:rPr>
-          <w:rFonts w:hint="cs"/>
           <w:sz w:val="28"/>
           <w:szCs w:val="28"/>
         </w:rPr>
@@ -660,7 +1394,7 @@
           <w:sz w:val="28"/>
           <w:szCs w:val="28"/>
         </w:rPr>
-        <w:t>Usually in the network data bigger than a byte is treated as big-endian, but some data can be transferred as little-endian. It depends on the protocol being used.</w:t>
+        <w:t>We will use these functions in case the internet somewhere in the future will switch to little-endian, this ensures that nothing in our code will go wrong.</w:t>
       </w:r>
     </w:p>
     <w:p>
@@ -674,570 +1408,82 @@
         <w:rPr>
           <w:sz w:val="28"/>
           <w:szCs w:val="28"/>
-          <w:rtl/>
-        </w:rPr>
-      </w:pPr>
+        </w:rPr>
+      </w:pPr>
+      <w:r>
+        <w:rPr>
+          <w:sz w:val="28"/>
+          <w:szCs w:val="28"/>
+        </w:rPr>
+        <w:t xml:space="preserve"> Q6 </w:t>
+      </w:r>
+      <w:r>
+        <w:rPr>
+          <w:sz w:val="28"/>
+          <w:szCs w:val="28"/>
+        </w:rPr>
+        <w:t>shows us how struct.pack interacts with different order bytes, and then shows us different formats to unpack.</w:t>
+      </w:r>
       <w:r>
         <w:rPr>
           <w:sz w:val="28"/>
           <w:szCs w:val="28"/>
         </w:rPr>
         <w:br/>
-      </w:r>
-    </w:p>
-    <w:tbl>
-      <w:tblPr>
-        <w:tblStyle w:val="a4"/>
-        <w:bidiVisual/>
-        <w:tblW w:w="8129" w:type="dxa"/>
-        <w:tblInd w:w="651" w:type="dxa"/>
-        <w:tblLook w:val="04A0" w:firstRow="1" w:lastRow="0" w:firstColumn="1" w:lastColumn="0" w:noHBand="0" w:noVBand="1"/>
-      </w:tblPr>
-      <w:tblGrid>
-        <w:gridCol w:w="1615"/>
-        <w:gridCol w:w="1553"/>
-        <w:gridCol w:w="1544"/>
-        <w:gridCol w:w="1237"/>
-        <w:gridCol w:w="2180"/>
-      </w:tblGrid>
-      <w:tr>
-        <w:tc>
-          <w:tcPr>
-            <w:tcW w:w="1615" w:type="dxa"/>
-          </w:tcPr>
-          <w:p>
-            <w:pPr>
-              <w:pStyle w:val="a3"/>
-              <w:ind w:left="84"/>
-              <w:rPr>
-                <w:sz w:val="28"/>
-                <w:szCs w:val="28"/>
-                <w:rtl/>
-              </w:rPr>
-            </w:pPr>
-            <w:r>
-              <w:rPr>
-                <w:rFonts w:hint="cs"/>
-                <w:sz w:val="28"/>
-                <w:szCs w:val="28"/>
-                <w:rtl/>
-              </w:rPr>
-              <w:t>שם הפעולה</w:t>
-            </w:r>
-          </w:p>
-        </w:tc>
-        <w:tc>
-          <w:tcPr>
-            <w:tcW w:w="1553" w:type="dxa"/>
-          </w:tcPr>
-          <w:p>
-            <w:pPr>
-              <w:pStyle w:val="a3"/>
-              <w:ind w:left="84"/>
-              <w:rPr>
-                <w:sz w:val="28"/>
-                <w:szCs w:val="28"/>
-                <w:rtl/>
-              </w:rPr>
-            </w:pPr>
-            <w:r>
-              <w:rPr>
-                <w:rFonts w:hint="cs"/>
-                <w:sz w:val="28"/>
-                <w:szCs w:val="28"/>
-                <w:rtl/>
-              </w:rPr>
-              <w:t>תפקיד</w:t>
-            </w:r>
-          </w:p>
-        </w:tc>
-        <w:tc>
-          <w:tcPr>
-            <w:tcW w:w="1544" w:type="dxa"/>
-          </w:tcPr>
-          <w:p>
-            <w:pPr>
-              <w:pStyle w:val="a3"/>
-              <w:ind w:left="84"/>
-              <w:rPr>
-                <w:sz w:val="28"/>
-                <w:szCs w:val="28"/>
-                <w:rtl/>
-              </w:rPr>
-            </w:pPr>
-            <w:r>
-              <w:rPr>
-                <w:rFonts w:hint="cs"/>
-                <w:sz w:val="28"/>
-                <w:szCs w:val="28"/>
-                <w:rtl/>
-              </w:rPr>
-              <w:t>פועלת על גודל</w:t>
-            </w:r>
-          </w:p>
-        </w:tc>
-        <w:tc>
-          <w:tcPr>
-            <w:tcW w:w="1237" w:type="dxa"/>
-          </w:tcPr>
-          <w:p>
-            <w:pPr>
-              <w:pStyle w:val="a3"/>
-              <w:ind w:left="84"/>
-              <w:rPr>
-                <w:sz w:val="28"/>
-                <w:szCs w:val="28"/>
-              </w:rPr>
-            </w:pPr>
-            <w:r>
-              <w:rPr>
-                <w:rFonts w:hint="cs"/>
-                <w:sz w:val="28"/>
-                <w:szCs w:val="28"/>
-                <w:rtl/>
-              </w:rPr>
-              <w:t xml:space="preserve">מה עושה במחשב </w:t>
-            </w:r>
-            <w:r>
-              <w:rPr>
-                <w:sz w:val="28"/>
-                <w:szCs w:val="28"/>
-              </w:rPr>
-              <w:t>Big Endian</w:t>
-            </w:r>
-            <w:r>
-              <w:rPr>
-                <w:rFonts w:hint="cs"/>
-                <w:sz w:val="28"/>
-                <w:szCs w:val="28"/>
-                <w:rtl/>
-              </w:rPr>
-              <w:t xml:space="preserve"> לדוגמה </w:t>
-            </w:r>
-            <w:r>
-              <w:rPr>
-                <w:sz w:val="28"/>
-                <w:szCs w:val="28"/>
-              </w:rPr>
-              <w:t>Android</w:t>
-            </w:r>
-          </w:p>
-        </w:tc>
-        <w:tc>
-          <w:tcPr>
-            <w:tcW w:w="2180" w:type="dxa"/>
-          </w:tcPr>
-          <w:p>
-            <w:pPr>
-              <w:pStyle w:val="a3"/>
-              <w:ind w:left="84"/>
-              <w:rPr>
-                <w:sz w:val="28"/>
-                <w:szCs w:val="28"/>
-                <w:rtl/>
-              </w:rPr>
-            </w:pPr>
-            <w:r>
-              <w:rPr>
-                <w:rFonts w:hint="cs"/>
-                <w:sz w:val="28"/>
-                <w:szCs w:val="28"/>
-                <w:rtl/>
-              </w:rPr>
-              <w:t xml:space="preserve">מה עושה במחשב </w:t>
-            </w:r>
-            <w:r>
-              <w:rPr>
-                <w:sz w:val="28"/>
-                <w:szCs w:val="28"/>
-              </w:rPr>
-              <w:t>Little Endian</w:t>
-            </w:r>
-            <w:r>
-              <w:rPr>
-                <w:rFonts w:hint="cs"/>
-                <w:sz w:val="28"/>
-                <w:szCs w:val="28"/>
-                <w:rtl/>
-              </w:rPr>
-              <w:t xml:space="preserve"> לדוגמה כמו במעבדה</w:t>
-            </w:r>
-          </w:p>
-        </w:tc>
-      </w:tr>
-      <w:tr>
-        <w:tc>
-          <w:tcPr>
-            <w:tcW w:w="1615" w:type="dxa"/>
-          </w:tcPr>
-          <w:p>
-            <w:pPr>
-              <w:pStyle w:val="a3"/>
-              <w:ind w:left="84"/>
-              <w:rPr>
-                <w:sz w:val="28"/>
-                <w:szCs w:val="28"/>
-              </w:rPr>
-            </w:pPr>
-            <w:proofErr w:type="spellStart"/>
-            <w:r>
-              <w:rPr>
-                <w:sz w:val="28"/>
-                <w:szCs w:val="28"/>
-              </w:rPr>
-              <w:t>htonl</w:t>
-            </w:r>
-            <w:proofErr w:type="spellEnd"/>
-          </w:p>
-        </w:tc>
-        <w:tc>
-          <w:tcPr>
-            <w:tcW w:w="1553" w:type="dxa"/>
-          </w:tcPr>
-          <w:p>
-            <w:pPr>
-              <w:pStyle w:val="a3"/>
-              <w:ind w:left="84"/>
-              <w:rPr>
-                <w:sz w:val="28"/>
-                <w:szCs w:val="28"/>
-              </w:rPr>
-            </w:pPr>
-            <w:r>
-              <w:rPr>
-                <w:sz w:val="28"/>
-                <w:szCs w:val="28"/>
-              </w:rPr>
-              <w:t>Switch formats</w:t>
-            </w:r>
-          </w:p>
-        </w:tc>
-        <w:tc>
-          <w:tcPr>
-            <w:tcW w:w="1544" w:type="dxa"/>
-          </w:tcPr>
-          <w:p>
-            <w:pPr>
-              <w:pStyle w:val="a3"/>
-              <w:ind w:left="84"/>
-              <w:rPr>
-                <w:sz w:val="28"/>
-                <w:szCs w:val="28"/>
-                <w:rtl/>
-              </w:rPr>
-            </w:pPr>
-          </w:p>
-        </w:tc>
-        <w:tc>
-          <w:tcPr>
-            <w:tcW w:w="1237" w:type="dxa"/>
-          </w:tcPr>
-          <w:p>
-            <w:pPr>
-              <w:pStyle w:val="a3"/>
-              <w:ind w:left="84"/>
-              <w:rPr>
-                <w:sz w:val="28"/>
-                <w:szCs w:val="28"/>
-                <w:rtl/>
-              </w:rPr>
-            </w:pPr>
-          </w:p>
-        </w:tc>
-        <w:tc>
-          <w:tcPr>
-            <w:tcW w:w="2180" w:type="dxa"/>
-          </w:tcPr>
-          <w:p>
-            <w:pPr>
-              <w:pStyle w:val="a3"/>
-              <w:ind w:left="84"/>
-              <w:rPr>
-                <w:sz w:val="28"/>
-                <w:szCs w:val="28"/>
-                <w:rtl/>
-              </w:rPr>
-            </w:pPr>
-          </w:p>
-        </w:tc>
-      </w:tr>
-      <w:tr>
-        <w:tc>
-          <w:tcPr>
-            <w:tcW w:w="1615" w:type="dxa"/>
-          </w:tcPr>
-          <w:p>
-            <w:pPr>
-              <w:pStyle w:val="a3"/>
-              <w:ind w:left="84"/>
-              <w:rPr>
-                <w:sz w:val="28"/>
-                <w:szCs w:val="28"/>
-              </w:rPr>
-            </w:pPr>
-            <w:proofErr w:type="spellStart"/>
-            <w:r>
-              <w:rPr>
-                <w:sz w:val="28"/>
-                <w:szCs w:val="28"/>
-              </w:rPr>
-              <w:t>ntohl</w:t>
-            </w:r>
-            <w:proofErr w:type="spellEnd"/>
-          </w:p>
-        </w:tc>
-        <w:tc>
-          <w:tcPr>
-            <w:tcW w:w="1553" w:type="dxa"/>
-          </w:tcPr>
-          <w:p>
-            <w:pPr>
-              <w:pStyle w:val="a3"/>
-              <w:ind w:left="84"/>
-              <w:rPr>
-                <w:sz w:val="28"/>
-                <w:szCs w:val="28"/>
-              </w:rPr>
-            </w:pPr>
-            <w:r>
-              <w:rPr>
-                <w:sz w:val="28"/>
-                <w:szCs w:val="28"/>
-              </w:rPr>
-              <w:t>Unpack</w:t>
-            </w:r>
-          </w:p>
-        </w:tc>
-        <w:tc>
-          <w:tcPr>
-            <w:tcW w:w="1544" w:type="dxa"/>
-          </w:tcPr>
-          <w:p>
-            <w:pPr>
-              <w:pStyle w:val="a3"/>
-              <w:ind w:left="84"/>
-              <w:rPr>
-                <w:sz w:val="28"/>
-                <w:szCs w:val="28"/>
-                <w:rtl/>
-              </w:rPr>
-            </w:pPr>
-          </w:p>
-        </w:tc>
-        <w:tc>
-          <w:tcPr>
-            <w:tcW w:w="1237" w:type="dxa"/>
-          </w:tcPr>
-          <w:p>
-            <w:pPr>
-              <w:pStyle w:val="a3"/>
-              <w:ind w:left="84"/>
-              <w:rPr>
-                <w:sz w:val="28"/>
-                <w:szCs w:val="28"/>
-                <w:rtl/>
-              </w:rPr>
-            </w:pPr>
-          </w:p>
-        </w:tc>
-        <w:tc>
-          <w:tcPr>
-            <w:tcW w:w="2180" w:type="dxa"/>
-          </w:tcPr>
-          <w:p>
-            <w:pPr>
-              <w:pStyle w:val="a3"/>
-              <w:ind w:left="84"/>
-              <w:rPr>
-                <w:sz w:val="28"/>
-                <w:szCs w:val="28"/>
-                <w:rtl/>
-              </w:rPr>
-            </w:pPr>
-          </w:p>
-        </w:tc>
-      </w:tr>
-      <w:tr>
-        <w:tc>
-          <w:tcPr>
-            <w:tcW w:w="1615" w:type="dxa"/>
-          </w:tcPr>
-          <w:p>
-            <w:pPr>
-              <w:pStyle w:val="a3"/>
-              <w:ind w:left="84"/>
-              <w:rPr>
-                <w:sz w:val="28"/>
-                <w:szCs w:val="28"/>
-              </w:rPr>
-            </w:pPr>
-            <w:proofErr w:type="spellStart"/>
-            <w:r>
-              <w:rPr>
-                <w:sz w:val="28"/>
-                <w:szCs w:val="28"/>
-              </w:rPr>
-              <w:t>htons</w:t>
-            </w:r>
-            <w:proofErr w:type="spellEnd"/>
-          </w:p>
-        </w:tc>
-        <w:tc>
-          <w:tcPr>
-            <w:tcW w:w="1553" w:type="dxa"/>
-          </w:tcPr>
-          <w:p>
-            <w:pPr>
-              <w:pStyle w:val="a3"/>
-              <w:ind w:left="84"/>
-              <w:rPr>
-                <w:sz w:val="28"/>
-                <w:szCs w:val="28"/>
-                <w:rtl/>
-              </w:rPr>
-            </w:pPr>
-          </w:p>
-        </w:tc>
-        <w:tc>
-          <w:tcPr>
-            <w:tcW w:w="1544" w:type="dxa"/>
-          </w:tcPr>
-          <w:p>
-            <w:pPr>
-              <w:pStyle w:val="a3"/>
-              <w:ind w:left="84"/>
-              <w:rPr>
-                <w:sz w:val="28"/>
-                <w:szCs w:val="28"/>
-                <w:rtl/>
-              </w:rPr>
-            </w:pPr>
-          </w:p>
-        </w:tc>
-        <w:tc>
-          <w:tcPr>
-            <w:tcW w:w="1237" w:type="dxa"/>
-          </w:tcPr>
-          <w:p>
-            <w:pPr>
-              <w:pStyle w:val="a3"/>
-              <w:ind w:left="84"/>
-              <w:rPr>
-                <w:sz w:val="28"/>
-                <w:szCs w:val="28"/>
-                <w:rtl/>
-              </w:rPr>
-            </w:pPr>
-          </w:p>
-        </w:tc>
-        <w:tc>
-          <w:tcPr>
-            <w:tcW w:w="2180" w:type="dxa"/>
-          </w:tcPr>
-          <w:p>
-            <w:pPr>
-              <w:pStyle w:val="a3"/>
-              <w:ind w:left="84"/>
-              <w:rPr>
-                <w:sz w:val="28"/>
-                <w:szCs w:val="28"/>
-                <w:rtl/>
-              </w:rPr>
-            </w:pPr>
-          </w:p>
-        </w:tc>
-      </w:tr>
-      <w:tr>
-        <w:tc>
-          <w:tcPr>
-            <w:tcW w:w="1615" w:type="dxa"/>
-          </w:tcPr>
-          <w:p>
-            <w:pPr>
-              <w:pStyle w:val="a3"/>
-              <w:ind w:left="84"/>
-              <w:rPr>
-                <w:sz w:val="28"/>
-                <w:szCs w:val="28"/>
-              </w:rPr>
-            </w:pPr>
-            <w:proofErr w:type="spellStart"/>
-            <w:r>
-              <w:rPr>
-                <w:sz w:val="28"/>
-                <w:szCs w:val="28"/>
-              </w:rPr>
-              <w:t>ntohs</w:t>
-            </w:r>
-            <w:proofErr w:type="spellEnd"/>
-          </w:p>
-        </w:tc>
-        <w:tc>
-          <w:tcPr>
-            <w:tcW w:w="1553" w:type="dxa"/>
-          </w:tcPr>
-          <w:p>
-            <w:pPr>
-              <w:pStyle w:val="a3"/>
-              <w:ind w:left="84"/>
-              <w:rPr>
-                <w:sz w:val="28"/>
-                <w:szCs w:val="28"/>
-                <w:rtl/>
-              </w:rPr>
-            </w:pPr>
-          </w:p>
-        </w:tc>
-        <w:tc>
-          <w:tcPr>
-            <w:tcW w:w="1544" w:type="dxa"/>
-          </w:tcPr>
-          <w:p>
-            <w:pPr>
-              <w:pStyle w:val="a3"/>
-              <w:ind w:left="84"/>
-              <w:rPr>
-                <w:sz w:val="28"/>
-                <w:szCs w:val="28"/>
-                <w:rtl/>
-              </w:rPr>
-            </w:pPr>
-          </w:p>
-        </w:tc>
-        <w:tc>
-          <w:tcPr>
-            <w:tcW w:w="1237" w:type="dxa"/>
-          </w:tcPr>
-          <w:p>
-            <w:pPr>
-              <w:pStyle w:val="a3"/>
-              <w:ind w:left="84"/>
-              <w:rPr>
-                <w:sz w:val="28"/>
-                <w:szCs w:val="28"/>
-                <w:rtl/>
-              </w:rPr>
-            </w:pPr>
-          </w:p>
-        </w:tc>
-        <w:tc>
-          <w:tcPr>
-            <w:tcW w:w="2180" w:type="dxa"/>
-          </w:tcPr>
-          <w:p>
-            <w:pPr>
-              <w:pStyle w:val="a3"/>
-              <w:ind w:left="84"/>
-              <w:rPr>
-                <w:sz w:val="28"/>
-                <w:szCs w:val="28"/>
-                <w:rtl/>
-              </w:rPr>
-            </w:pPr>
-          </w:p>
-        </w:tc>
-      </w:tr>
-    </w:tbl>
+        <w:t xml:space="preserve">Firstly it shows us that </w:t>
+      </w:r>
+      <w:r>
+        <w:rPr>
+          <w:sz w:val="28"/>
+          <w:szCs w:val="28"/>
+        </w:rPr>
+        <w:t xml:space="preserve">when packing, struct will use the host's byte order (in this case little-endian), and that </w:t>
+      </w:r>
+      <w:r>
+        <w:rPr>
+          <w:sz w:val="28"/>
+          <w:szCs w:val="28"/>
+        </w:rPr>
+        <w:t>the network's byte order is big-endian.</w:t>
+      </w:r>
+      <w:r>
+        <w:rPr>
+          <w:sz w:val="28"/>
+          <w:szCs w:val="28"/>
+        </w:rPr>
+        <w:br/>
+      </w:r>
+      <w:r>
+        <w:rPr>
+          <w:sz w:val="28"/>
+          <w:szCs w:val="28"/>
+        </w:rPr>
+        <w:t>Secondly, it shows us 2 unpacking formats, "&lt;" and "&gt;".</w:t>
+      </w:r>
+      <w:r>
+        <w:rPr>
+          <w:sz w:val="28"/>
+          <w:szCs w:val="28"/>
+        </w:rPr>
+        <w:br/>
+        <w:t>"&lt;" unpacks the data in little-endian and "&gt;" in big-endian.</w:t>
+      </w:r>
+      <w:r>
+        <w:rPr>
+          <w:sz w:val="28"/>
+          <w:szCs w:val="28"/>
+        </w:rPr>
+        <w:br/>
+        <w:t xml:space="preserve">While "!" isn't shown, it means the data will be unpacked </w:t>
+      </w:r>
+      <w:r>
+        <w:rPr>
+          <w:sz w:val="28"/>
+          <w:szCs w:val="28"/>
+        </w:rPr>
+        <w:t>the network's byte order (big-endian).</w:t>
+      </w:r>
+    </w:p>
     <w:p>
       <w:pPr>
         <w:pStyle w:val="a3"/>
@@ -1256,7 +1502,23 @@
           <w:sz w:val="28"/>
           <w:szCs w:val="28"/>
         </w:rPr>
-        <w:t xml:space="preserve"> Skip</w:t>
+        <w:lastRenderedPageBreak/>
+        <w:t xml:space="preserve"> </w:t>
+      </w:r>
+      <w:r>
+        <w:rPr>
+          <w:sz w:val="28"/>
+          <w:szCs w:val="28"/>
+        </w:rPr>
+        <w:t>The function receives a message (data) and a socket.</w:t>
+      </w:r>
+      <w:r>
+        <w:rPr>
+          <w:sz w:val="28"/>
+          <w:szCs w:val="28"/>
+        </w:rPr>
+        <w:br/>
+        <w:t>It switches the byte order of the length of the message, and then it sends the data to all connected sockets, but before the message itself, it packs the number to a byte array in a little-endian byte order.</w:t>
       </w:r>
     </w:p>
     <w:p>
@@ -1277,88 +1539,7 @@
           <w:sz w:val="28"/>
           <w:szCs w:val="28"/>
         </w:rPr>
-        <w:t xml:space="preserve"> Q6 </w:t>
-      </w:r>
-      <w:r>
-        <w:rPr>
-          <w:sz w:val="28"/>
-          <w:szCs w:val="28"/>
-        </w:rPr>
-        <w:t xml:space="preserve">shows us how </w:t>
-      </w:r>
-      <w:proofErr w:type="spellStart"/>
-      <w:proofErr w:type="gramStart"/>
-      <w:r>
-        <w:rPr>
-          <w:sz w:val="28"/>
-          <w:szCs w:val="28"/>
-        </w:rPr>
-        <w:t>struct.pack</w:t>
-      </w:r>
-      <w:proofErr w:type="spellEnd"/>
-      <w:proofErr w:type="gramEnd"/>
-      <w:r>
-        <w:rPr>
-          <w:sz w:val="28"/>
-          <w:szCs w:val="28"/>
-        </w:rPr>
-        <w:t xml:space="preserve"> interacts with different order bytes, and then shows us different formats to unpack.</w:t>
-      </w:r>
-      <w:r>
-        <w:rPr>
-          <w:sz w:val="28"/>
-          <w:szCs w:val="28"/>
-        </w:rPr>
-        <w:br/>
-        <w:t xml:space="preserve">Firstly it shows us that the default packing format is little-endian, </w:t>
-      </w:r>
-      <w:r>
-        <w:rPr>
-          <w:sz w:val="28"/>
-          <w:szCs w:val="28"/>
-        </w:rPr>
-        <w:lastRenderedPageBreak/>
-        <w:t xml:space="preserve">and when it's input is an output from </w:t>
-      </w:r>
-      <w:proofErr w:type="spellStart"/>
-      <w:r>
-        <w:rPr>
-          <w:sz w:val="28"/>
-          <w:szCs w:val="28"/>
-        </w:rPr>
-        <w:t>socket.htonl</w:t>
-      </w:r>
-      <w:proofErr w:type="spellEnd"/>
-      <w:r>
-        <w:rPr>
-          <w:sz w:val="28"/>
-          <w:szCs w:val="28"/>
-        </w:rPr>
-        <w:t>, it will switch the bytes once again.</w:t>
-      </w:r>
-      <w:r>
-        <w:rPr>
-          <w:sz w:val="28"/>
-          <w:szCs w:val="28"/>
-        </w:rPr>
-        <w:br/>
-        <w:t>Secondly, it shows us 2 unpacking formats, "&lt;" and "&gt;".</w:t>
-      </w:r>
-      <w:r>
-        <w:rPr>
-          <w:sz w:val="28"/>
-          <w:szCs w:val="28"/>
-        </w:rPr>
-        <w:br/>
-        <w:t>"&lt;" unpacks the data in little-endian and "&gt;" in big-endian.</w:t>
-      </w:r>
-      <w:r>
-        <w:rPr>
-          <w:sz w:val="28"/>
-          <w:szCs w:val="28"/>
-        </w:rPr>
-        <w:br/>
-        <w:t>While "!" isn't shown, it also means the data will be unpacked in big-endian.</w:t>
+        <w:t xml:space="preserve"> The function receives an amount of bytes needed to be read, and a sock to read from. It then reads the amount given, and if there wasn't enough to read from, it reduces what it already read from size and continues until all bytes are received. It then returns what was received.</w:t>
       </w:r>
     </w:p>
     <w:p>
@@ -1370,7 +1551,112 @@
         </w:numPr>
         <w:bidi w:val="0"/>
         <w:rPr>
-          <w:rFonts w:hint="cs"/>
+          <w:sz w:val="28"/>
+          <w:szCs w:val="28"/>
+        </w:rPr>
+      </w:pPr>
+      <w:r>
+        <w:rPr>
+          <w:sz w:val="28"/>
+          <w:szCs w:val="28"/>
+        </w:rPr>
+        <w:t xml:space="preserve"> Done</w:t>
+      </w:r>
+    </w:p>
+    <w:p>
+      <w:pPr>
+        <w:pStyle w:val="a3"/>
+        <w:numPr>
+          <w:ilvl w:val="0"/>
+          <w:numId w:val="1"/>
+        </w:numPr>
+        <w:bidi w:val="0"/>
+        <w:rPr>
+          <w:sz w:val="28"/>
+          <w:szCs w:val="28"/>
+        </w:rPr>
+      </w:pPr>
+      <w:r>
+        <w:rPr>
+          <w:sz w:val="28"/>
+          <w:szCs w:val="28"/>
+        </w:rPr>
+        <w:t xml:space="preserve"> The function gets a socket to read from, it first reads 4 bytes – which will include the size of the</w:t>
+      </w:r>
+      <w:r>
+        <w:rPr>
+          <w:sz w:val="28"/>
+          <w:szCs w:val="28"/>
+        </w:rPr>
+        <w:t xml:space="preserve"> message, it will then read the rest of the message using the length given.</w:t>
+      </w:r>
+    </w:p>
+    <w:p>
+      <w:pPr>
+        <w:pStyle w:val="a3"/>
+        <w:numPr>
+          <w:ilvl w:val="0"/>
+          <w:numId w:val="1"/>
+        </w:numPr>
+        <w:bidi w:val="0"/>
+        <w:rPr>
+          <w:sz w:val="28"/>
+          <w:szCs w:val="28"/>
+        </w:rPr>
+      </w:pPr>
+      <w:r>
+        <w:rPr>
+          <w:sz w:val="28"/>
+          <w:szCs w:val="28"/>
+        </w:rPr>
+        <w:t xml:space="preserve"> In order to prevent name collisions with other functions, now "__receive_amount" is assigned a prefix which is it's parent class.</w:t>
+      </w:r>
+    </w:p>
+    <w:p>
+      <w:pPr>
+        <w:pStyle w:val="a3"/>
+        <w:numPr>
+          <w:ilvl w:val="0"/>
+          <w:numId w:val="1"/>
+        </w:numPr>
+        <w:bidi w:val="0"/>
+        <w:rPr>
+          <w:sz w:val="28"/>
+          <w:szCs w:val="28"/>
+        </w:rPr>
+      </w:pPr>
+      <w:r>
+        <w:rPr>
+          <w:sz w:val="28"/>
+          <w:szCs w:val="28"/>
+        </w:rPr>
+        <w:t xml:space="preserve"> </w:t>
+      </w:r>
+      <w:r>
+        <w:rPr>
+          <w:sz w:val="28"/>
+          <w:szCs w:val="28"/>
+        </w:rPr>
+        <w:t>Q7 – 2^32-1 for the msg size and +4 for the length in bytes.</w:t>
+      </w:r>
+      <w:r>
+        <w:rPr>
+          <w:sz w:val="28"/>
+          <w:szCs w:val="28"/>
+        </w:rPr>
+        <w:br/>
+        <w:t>Q8 – both 2^32-1.</w:t>
+      </w:r>
+    </w:p>
+    <w:p>
+      <w:pPr>
+        <w:pStyle w:val="a3"/>
+        <w:numPr>
+          <w:ilvl w:val="0"/>
+          <w:numId w:val="1"/>
+        </w:numPr>
+        <w:bidi w:val="0"/>
+        <w:rPr>
           <w:sz w:val="28"/>
           <w:szCs w:val="28"/>
           <w:rtl/>
@@ -1381,22 +1667,32 @@
           <w:sz w:val="28"/>
           <w:szCs w:val="28"/>
         </w:rPr>
-        <w:t xml:space="preserve"> </w:t>
-      </w:r>
-      <w:r>
-        <w:rPr>
-          <w:sz w:val="28"/>
-          <w:szCs w:val="28"/>
-        </w:rPr>
-        <w:t>The function receives a message (data) and a socket.</w:t>
-      </w:r>
-      <w:r>
-        <w:rPr>
-          <w:sz w:val="28"/>
-          <w:szCs w:val="28"/>
-        </w:rPr>
         <w:br/>
-        <w:t>It switches the byte order of the length of the message, and then it sends the data to all connected sockets, but before the message itself, it packs the number to a byte array in a little-endian byte order.</w:t>
+        <w:t>A. The hosts file is used to manually correlate between domains and IPs.</w:t>
+      </w:r>
+      <w:r>
+        <w:rPr>
+          <w:sz w:val="28"/>
+          <w:szCs w:val="28"/>
+        </w:rPr>
+        <w:br/>
+        <w:t>B. It is dangerous because you can trick the PC into using false IPs when trying to enter popular domains.</w:t>
+      </w:r>
+      <w:r>
+        <w:rPr>
+          <w:sz w:val="28"/>
+          <w:szCs w:val="28"/>
+        </w:rPr>
+        <w:br/>
+        <w:t>C. Because then there weren't many DNS servers, or there weren't so many domains, so you could keep all relevant IPs to yourself.</w:t>
+      </w:r>
+      <w:r>
+        <w:rPr>
+          <w:sz w:val="28"/>
+          <w:szCs w:val="28"/>
+        </w:rPr>
+        <w:br/>
+        <w:t>D. Yes, it's written there that localhost relates to 127.0.0.1</w:t>
       </w:r>
     </w:p>
     <w:sectPr>
@@ -1412,7 +1708,7 @@
 </file>
 
 <file path=word/numbering.xml><?xml version="1.0" encoding="utf-8"?>
-<w:numbering xmlns:wpc="http://schemas.microsoft.com/office/word/2010/wordprocessingCanvas" xmlns:cx="http://schemas.microsoft.com/office/drawing/2014/chartex" xmlns:cx1="http://schemas.microsoft.com/office/drawing/2015/9/8/chartex" xmlns:cx2="http://schemas.microsoft.com/office/drawing/2015/10/21/chartex" xmlns:cx3="http://schemas.microsoft.com/office/drawing/2016/5/9/chartex" xmlns:cx4="http://schemas.microsoft.com/office/drawing/2016/5/10/chartex" xmlns:cx5="http://schemas.microsoft.com/office/drawing/2016/5/11/chartex" xmlns:cx6="http://schemas.microsoft.com/office/drawing/2016/5/12/chartex" xmlns:cx7="http://schemas.microsoft.com/office/drawing/2016/5/13/chartex" xmlns:cx8="http://schemas.microsoft.com/office/drawing/2016/5/14/chartex" xmlns:mc="http://schemas.openxmlformats.org/markup-compatibility/2006" xmlns:aink="http://schemas.microsoft.com/office/drawing/2016/ink" xmlns:am3d="http://schemas.microsoft.com/office/drawing/2017/model3d" xmlns:o="urn:schemas-microsoft-com:office:office" xmlns:r="http://schemas.openxmlformats.org/officeDocument/2006/relationships" xmlns:m="http://schemas.openxmlformats.org/officeDocument/2006/math" xmlns:v="urn:schemas-microsoft-com:vml" xmlns:wp14="http://schemas.microsoft.com/office/word/2010/wordprocessingDrawing" xmlns:wp="http://schemas.openxmlformats.org/drawingml/2006/wordprocessingDrawing" xmlns:w10="urn:schemas-microsoft-com:office:word" xmlns:w="http://schemas.openxmlformats.org/wordprocessingml/2006/main" xmlns:w14="http://schemas.microsoft.com/office/word/2010/wordml" xmlns:w15="http://schemas.microsoft.com/office/word/2012/wordml" xmlns:w16cex="http://schemas.microsoft.com/office/word/2018/wordml/cex" xmlns:w16cid="http://schemas.microsoft.com/office/word/2016/wordml/cid" xmlns:w16="http://schemas.microsoft.com/office/word/2018/wordml" xmlns:w16sdtdh="http://schemas.microsoft.com/office/word/2020/wordml/sdtdatahash" xmlns:w16se="http://schemas.microsoft.com/office/word/2015/wordml/symex" xmlns:wpg="http://schemas.microsoft.com/office/word/2010/wordprocessingGroup" xmlns:wpi="http://schemas.microsoft.com/office/word/2010/wordprocessingInk" xmlns:wne="http://schemas.microsoft.com/office/word/2006/wordml" xmlns:wps="http://schemas.microsoft.com/office/word/2010/wordprocessingShape" mc:Ignorable="w14 w15 w16se w16cid w16 w16cex w16sdtdh wp14">
+<w:numbering xmlns:wpc="http://schemas.microsoft.com/office/word/2010/wordprocessingCanvas" xmlns:cx="http://schemas.microsoft.com/office/drawing/2014/chartex" xmlns:cx1="http://schemas.microsoft.com/office/drawing/2015/9/8/chartex" xmlns:cx2="http://schemas.microsoft.com/office/drawing/2015/10/21/chartex" xmlns:cx3="http://schemas.microsoft.com/office/drawing/2016/5/9/chartex" xmlns:cx4="http://schemas.microsoft.com/office/drawing/2016/5/10/chartex" xmlns:cx5="http://schemas.microsoft.com/office/drawing/2016/5/11/chartex" xmlns:cx6="http://schemas.microsoft.com/office/drawing/2016/5/12/chartex" xmlns:cx7="http://schemas.microsoft.com/office/drawing/2016/5/13/chartex" xmlns:cx8="http://schemas.microsoft.com/office/drawing/2016/5/14/chartex" xmlns:mc="http://schemas.openxmlformats.org/markup-compatibility/2006" xmlns:aink="http://schemas.microsoft.com/office/drawing/2016/ink" xmlns:am3d="http://schemas.microsoft.com/office/drawing/2017/model3d" xmlns:o="urn:schemas-microsoft-com:office:office" xmlns:oel="http://schemas.microsoft.com/office/2019/extlst" xmlns:r="http://schemas.openxmlformats.org/officeDocument/2006/relationships" xmlns:m="http://schemas.openxmlformats.org/officeDocument/2006/math" xmlns:v="urn:schemas-microsoft-com:vml" xmlns:wp14="http://schemas.microsoft.com/office/word/2010/wordprocessingDrawing" xmlns:wp="http://schemas.openxmlformats.org/drawingml/2006/wordprocessingDrawing" xmlns:w10="urn:schemas-microsoft-com:office:word" xmlns:w="http://schemas.openxmlformats.org/wordprocessingml/2006/main" xmlns:w14="http://schemas.microsoft.com/office/word/2010/wordml" xmlns:w15="http://schemas.microsoft.com/office/word/2012/wordml" xmlns:w16cex="http://schemas.microsoft.com/office/word/2018/wordml/cex" xmlns:w16cid="http://schemas.microsoft.com/office/word/2016/wordml/cid" xmlns:w16="http://schemas.microsoft.com/office/word/2018/wordml" xmlns:w16du="http://schemas.microsoft.com/office/word/2023/wordml/word16du" xmlns:w16sdtdh="http://schemas.microsoft.com/office/word/2020/wordml/sdtdatahash" xmlns:w16sdtfl="http://schemas.microsoft.com/office/word/2024/wordml/sdtformatlock" xmlns:w16se="http://schemas.microsoft.com/office/word/2015/wordml/symex" xmlns:wpg="http://schemas.microsoft.com/office/word/2010/wordprocessingGroup" xmlns:wpi="http://schemas.microsoft.com/office/word/2010/wordprocessingInk" xmlns:wne="http://schemas.microsoft.com/office/word/2006/wordml" xmlns:wps="http://schemas.microsoft.com/office/word/2010/wordprocessingShape" mc:Ignorable="w14 w15 w16se w16cid w16 w16cex w16sdtdh w16sdtfl w16du wp14">
   <w:abstractNum w:abstractNumId="0" w15:restartNumberingAfterBreak="0">
     <w:nsid w:val="3CD73D91"/>
     <w:multiLevelType w:val="hybridMultilevel"/>
@@ -1502,14 +1798,106 @@
       </w:pPr>
     </w:lvl>
   </w:abstractNum>
-  <w:num w:numId="1">
+  <w:abstractNum w:abstractNumId="1" w15:restartNumberingAfterBreak="0">
+    <w:nsid w:val="5BB04B25"/>
+    <w:multiLevelType w:val="hybridMultilevel"/>
+    <w:tmpl w:val="8F1E06EC"/>
+    <w:lvl w:ilvl="0" w:tplc="0409000F">
+      <w:start w:val="1"/>
+      <w:numFmt w:val="decimal"/>
+      <w:lvlText w:val="%1."/>
+      <w:lvlJc w:val="left"/>
+      <w:pPr>
+        <w:ind w:left="720" w:hanging="360"/>
+      </w:pPr>
+      <w:rPr>
+        <w:rFonts w:hint="default"/>
+      </w:rPr>
+    </w:lvl>
+    <w:lvl w:ilvl="1" w:tplc="04090019" w:tentative="1">
+      <w:start w:val="1"/>
+      <w:numFmt w:val="lowerLetter"/>
+      <w:lvlText w:val="%2."/>
+      <w:lvlJc w:val="left"/>
+      <w:pPr>
+        <w:ind w:left="1440" w:hanging="360"/>
+      </w:pPr>
+    </w:lvl>
+    <w:lvl w:ilvl="2" w:tplc="0409001B" w:tentative="1">
+      <w:start w:val="1"/>
+      <w:numFmt w:val="lowerRoman"/>
+      <w:lvlText w:val="%3."/>
+      <w:lvlJc w:val="right"/>
+      <w:pPr>
+        <w:ind w:left="2160" w:hanging="180"/>
+      </w:pPr>
+    </w:lvl>
+    <w:lvl w:ilvl="3" w:tplc="0409000F" w:tentative="1">
+      <w:start w:val="1"/>
+      <w:numFmt w:val="decimal"/>
+      <w:lvlText w:val="%4."/>
+      <w:lvlJc w:val="left"/>
+      <w:pPr>
+        <w:ind w:left="2880" w:hanging="360"/>
+      </w:pPr>
+    </w:lvl>
+    <w:lvl w:ilvl="4" w:tplc="04090019" w:tentative="1">
+      <w:start w:val="1"/>
+      <w:numFmt w:val="lowerLetter"/>
+      <w:lvlText w:val="%5."/>
+      <w:lvlJc w:val="left"/>
+      <w:pPr>
+        <w:ind w:left="3600" w:hanging="360"/>
+      </w:pPr>
+    </w:lvl>
+    <w:lvl w:ilvl="5" w:tplc="0409001B" w:tentative="1">
+      <w:start w:val="1"/>
+      <w:numFmt w:val="lowerRoman"/>
+      <w:lvlText w:val="%6."/>
+      <w:lvlJc w:val="right"/>
+      <w:pPr>
+        <w:ind w:left="4320" w:hanging="180"/>
+      </w:pPr>
+    </w:lvl>
+    <w:lvl w:ilvl="6" w:tplc="0409000F" w:tentative="1">
+      <w:start w:val="1"/>
+      <w:numFmt w:val="decimal"/>
+      <w:lvlText w:val="%7."/>
+      <w:lvlJc w:val="left"/>
+      <w:pPr>
+        <w:ind w:left="5040" w:hanging="360"/>
+      </w:pPr>
+    </w:lvl>
+    <w:lvl w:ilvl="7" w:tplc="04090019" w:tentative="1">
+      <w:start w:val="1"/>
+      <w:numFmt w:val="lowerLetter"/>
+      <w:lvlText w:val="%8."/>
+      <w:lvlJc w:val="left"/>
+      <w:pPr>
+        <w:ind w:left="5760" w:hanging="360"/>
+      </w:pPr>
+    </w:lvl>
+    <w:lvl w:ilvl="8" w:tplc="0409001B" w:tentative="1">
+      <w:start w:val="1"/>
+      <w:numFmt w:val="lowerRoman"/>
+      <w:lvlText w:val="%9."/>
+      <w:lvlJc w:val="right"/>
+      <w:pPr>
+        <w:ind w:left="6480" w:hanging="180"/>
+      </w:pPr>
+    </w:lvl>
+  </w:abstractNum>
+  <w:num w:numId="1" w16cid:durableId="641235656">
     <w:abstractNumId w:val="0"/>
+  </w:num>
+  <w:num w:numId="2" w16cid:durableId="1695499656">
+    <w:abstractNumId w:val="1"/>
   </w:num>
 </w:numbering>
 </file>
 
 <file path=word/styles.xml><?xml version="1.0" encoding="utf-8"?>
-<w:styles xmlns:mc="http://schemas.openxmlformats.org/markup-compatibility/2006" xmlns:r="http://schemas.openxmlformats.org/officeDocument/2006/relationships" xmlns:w="http://schemas.openxmlformats.org/wordprocessingml/2006/main" xmlns:w14="http://schemas.microsoft.com/office/word/2010/wordml" xmlns:w15="http://schemas.microsoft.com/office/word/2012/wordml" xmlns:w16cex="http://schemas.microsoft.com/office/word/2018/wordml/cex" xmlns:w16cid="http://schemas.microsoft.com/office/word/2016/wordml/cid" xmlns:w16="http://schemas.microsoft.com/office/word/2018/wordml" xmlns:w16sdtdh="http://schemas.microsoft.com/office/word/2020/wordml/sdtdatahash" xmlns:w16se="http://schemas.microsoft.com/office/word/2015/wordml/symex" mc:Ignorable="w14 w15 w16se w16cid w16 w16cex w16sdtdh">
+<w:styles xmlns:mc="http://schemas.openxmlformats.org/markup-compatibility/2006" xmlns:r="http://schemas.openxmlformats.org/officeDocument/2006/relationships" xmlns:w="http://schemas.openxmlformats.org/wordprocessingml/2006/main" xmlns:w14="http://schemas.microsoft.com/office/word/2010/wordml" xmlns:w15="http://schemas.microsoft.com/office/word/2012/wordml" xmlns:w16cex="http://schemas.microsoft.com/office/word/2018/wordml/cex" xmlns:w16cid="http://schemas.microsoft.com/office/word/2016/wordml/cid" xmlns:w16="http://schemas.microsoft.com/office/word/2018/wordml" xmlns:w16du="http://schemas.microsoft.com/office/word/2023/wordml/word16du" xmlns:w16sdtdh="http://schemas.microsoft.com/office/word/2020/wordml/sdtdatahash" xmlns:w16sdtfl="http://schemas.microsoft.com/office/word/2024/wordml/sdtformatlock" xmlns:w16se="http://schemas.microsoft.com/office/word/2015/wordml/symex" mc:Ignorable="w14 w15 w16se w16cid w16 w16cex w16sdtdh w16sdtfl w16du">
   <w:docDefaults>
     <w:rPrDefault>
       <w:rPr>
